--- a/klagomål/A 31853-2025 FSC-klagomål.docx
+++ b/klagomål/A 31853-2025 FSC-klagomål.docx
@@ -1122,7 +1122,7 @@
     <w:r>
       <w:tab/>
       <w:tab/>
-      <w:t>2025-10-17</w:t>
+      <w:t>2025-10-18</w:t>
       <w:br/>
       <w:br/>
     </w:r>

--- a/klagomål/A 31853-2025 FSC-klagomål.docx
+++ b/klagomål/A 31853-2025 FSC-klagomål.docx
@@ -1122,7 +1122,7 @@
     <w:r>
       <w:tab/>
       <w:tab/>
-      <w:t>2025-10-18</w:t>
+      <w:t>2025-10-19</w:t>
       <w:br/>
       <w:br/>
     </w:r>

--- a/klagomål/A 31853-2025 FSC-klagomål.docx
+++ b/klagomål/A 31853-2025 FSC-klagomål.docx
@@ -1122,7 +1122,7 @@
     <w:r>
       <w:tab/>
       <w:tab/>
-      <w:t>2025-10-19</w:t>
+      <w:t>2025-10-20</w:t>
       <w:br/>
       <w:br/>
     </w:r>

--- a/klagomål/A 31853-2025 FSC-klagomål.docx
+++ b/klagomål/A 31853-2025 FSC-klagomål.docx
@@ -1122,7 +1122,7 @@
     <w:r>
       <w:tab/>
       <w:tab/>
-      <w:t>2025-10-20</w:t>
+      <w:t>2025-10-21</w:t>
       <w:br/>
       <w:br/>
     </w:r>

--- a/klagomål/A 31853-2025 FSC-klagomål.docx
+++ b/klagomål/A 31853-2025 FSC-klagomål.docx
@@ -299,7 +299,7 @@
         <w:t>Pucciniastrum goodyerae</w:t>
       </w:r>
       <w:r>
-        <w:t xml:space="preserve"> är klassad som NE (ej bedömd) i rödlistan(SLU Artdatabanken, 2024).</w:t>
+        <w:t xml:space="preserve"> är klassad som NE (ej bedömd) i rödlistan (SLU Artdatabanken, 2024).</w:t>
       </w:r>
     </w:p>
     <w:p>
@@ -1122,7 +1122,7 @@
     <w:r>
       <w:tab/>
       <w:tab/>
-      <w:t>2025-10-21</w:t>
+      <w:t>2025-10-22</w:t>
       <w:br/>
       <w:br/>
     </w:r>

--- a/klagomål/A 31853-2025 FSC-klagomål.docx
+++ b/klagomål/A 31853-2025 FSC-klagomål.docx
@@ -1122,7 +1122,7 @@
     <w:r>
       <w:tab/>
       <w:tab/>
-      <w:t>2025-10-22</w:t>
+      <w:t>2025-10-23</w:t>
       <w:br/>
       <w:br/>
     </w:r>

--- a/klagomål/A 31853-2025 FSC-klagomål.docx
+++ b/klagomål/A 31853-2025 FSC-klagomål.docx
@@ -1122,7 +1122,7 @@
     <w:r>
       <w:tab/>
       <w:tab/>
-      <w:t>2025-10-23</w:t>
+      <w:t>2025-10-24</w:t>
       <w:br/>
       <w:br/>
     </w:r>

--- a/klagomål/A 31853-2025 FSC-klagomål.docx
+++ b/klagomål/A 31853-2025 FSC-klagomål.docx
@@ -1122,7 +1122,7 @@
     <w:r>
       <w:tab/>
       <w:tab/>
-      <w:t>2025-10-24</w:t>
+      <w:t>2025-10-25</w:t>
       <w:br/>
       <w:br/>
     </w:r>

--- a/klagomål/A 31853-2025 FSC-klagomål.docx
+++ b/klagomål/A 31853-2025 FSC-klagomål.docx
@@ -1122,7 +1122,7 @@
     <w:r>
       <w:tab/>
       <w:tab/>
-      <w:t>2025-10-25</w:t>
+      <w:t>2025-10-26</w:t>
       <w:br/>
       <w:br/>
     </w:r>

--- a/klagomål/A 31853-2025 FSC-klagomål.docx
+++ b/klagomål/A 31853-2025 FSC-klagomål.docx
@@ -1122,7 +1122,7 @@
     <w:r>
       <w:tab/>
       <w:tab/>
-      <w:t>2025-10-26</w:t>
+      <w:t>2025-10-27</w:t>
       <w:br/>
       <w:br/>
     </w:r>

--- a/klagomål/A 31853-2025 FSC-klagomål.docx
+++ b/klagomål/A 31853-2025 FSC-klagomål.docx
@@ -1122,7 +1122,7 @@
     <w:r>
       <w:tab/>
       <w:tab/>
-      <w:t>2025-10-27</w:t>
+      <w:t>2025-10-28</w:t>
       <w:br/>
       <w:br/>
     </w:r>

--- a/klagomål/A 31853-2025 FSC-klagomål.docx
+++ b/klagomål/A 31853-2025 FSC-klagomål.docx
@@ -1122,7 +1122,7 @@
     <w:r>
       <w:tab/>
       <w:tab/>
-      <w:t>2025-10-28</w:t>
+      <w:t>2025-10-29</w:t>
       <w:br/>
       <w:br/>
     </w:r>

--- a/klagomål/A 31853-2025 FSC-klagomål.docx
+++ b/klagomål/A 31853-2025 FSC-klagomål.docx
@@ -1122,7 +1122,7 @@
     <w:r>
       <w:tab/>
       <w:tab/>
-      <w:t>2025-10-29</w:t>
+      <w:t>2025-10-30</w:t>
       <w:br/>
       <w:br/>
     </w:r>

--- a/klagomål/A 31853-2025 FSC-klagomål.docx
+++ b/klagomål/A 31853-2025 FSC-klagomål.docx
@@ -1122,7 +1122,7 @@
     <w:r>
       <w:tab/>
       <w:tab/>
-      <w:t>2025-10-30</w:t>
+      <w:t>2025-10-31</w:t>
       <w:br/>
       <w:br/>
     </w:r>

--- a/klagomål/A 31853-2025 FSC-klagomål.docx
+++ b/klagomål/A 31853-2025 FSC-klagomål.docx
@@ -1122,7 +1122,7 @@
     <w:r>
       <w:tab/>
       <w:tab/>
-      <w:t>2025-10-31</w:t>
+      <w:t>2025-11-01</w:t>
       <w:br/>
       <w:br/>
     </w:r>

--- a/klagomål/A 31853-2025 FSC-klagomål.docx
+++ b/klagomål/A 31853-2025 FSC-klagomål.docx
@@ -1122,7 +1122,7 @@
     <w:r>
       <w:tab/>
       <w:tab/>
-      <w:t>2025-11-01</w:t>
+      <w:t>2025-11-02</w:t>
       <w:br/>
       <w:br/>
     </w:r>

--- a/klagomål/A 31853-2025 FSC-klagomål.docx
+++ b/klagomål/A 31853-2025 FSC-klagomål.docx
@@ -1122,7 +1122,7 @@
     <w:r>
       <w:tab/>
       <w:tab/>
-      <w:t>2025-11-02</w:t>
+      <w:t>2025-11-03</w:t>
       <w:br/>
       <w:br/>
     </w:r>

--- a/klagomål/A 31853-2025 FSC-klagomål.docx
+++ b/klagomål/A 31853-2025 FSC-klagomål.docx
@@ -1122,7 +1122,7 @@
     <w:r>
       <w:tab/>
       <w:tab/>
-      <w:t>2025-11-03</w:t>
+      <w:t>2025-11-04</w:t>
       <w:br/>
       <w:br/>
     </w:r>

--- a/klagomål/A 31853-2025 FSC-klagomål.docx
+++ b/klagomål/A 31853-2025 FSC-klagomål.docx
@@ -1122,7 +1122,7 @@
     <w:r>
       <w:tab/>
       <w:tab/>
-      <w:t>2025-11-04</w:t>
+      <w:t>2025-11-05</w:t>
       <w:br/>
       <w:br/>
     </w:r>

--- a/klagomål/A 31853-2025 FSC-klagomål.docx
+++ b/klagomål/A 31853-2025 FSC-klagomål.docx
@@ -1122,7 +1122,7 @@
     <w:r>
       <w:tab/>
       <w:tab/>
-      <w:t>2025-11-05</w:t>
+      <w:t>2025-11-06</w:t>
       <w:br/>
       <w:br/>
     </w:r>

--- a/klagomål/A 31853-2025 FSC-klagomål.docx
+++ b/klagomål/A 31853-2025 FSC-klagomål.docx
@@ -1122,7 +1122,7 @@
     <w:r>
       <w:tab/>
       <w:tab/>
-      <w:t>2025-11-06</w:t>
+      <w:t>2025-11-07</w:t>
       <w:br/>
       <w:br/>
     </w:r>

--- a/klagomål/A 31853-2025 FSC-klagomål.docx
+++ b/klagomål/A 31853-2025 FSC-klagomål.docx
@@ -1122,7 +1122,7 @@
     <w:r>
       <w:tab/>
       <w:tab/>
-      <w:t>2025-11-07</w:t>
+      <w:t>2025-11-08</w:t>
       <w:br/>
       <w:br/>
     </w:r>

--- a/klagomål/A 31853-2025 FSC-klagomål.docx
+++ b/klagomål/A 31853-2025 FSC-klagomål.docx
@@ -304,7 +304,7 @@
     </w:p>
     <w:p>
       <w:r>
-        <w:t>I det avverkningsanmälda området finns 3 fyndplatser för knärot registrerade på Artportalen. Figur 2 visar gränserna för buffertzoner på 50 m, som behöver lämnas kring fyndplatserna för att knärotslokalerna inte ska försvinna vid en avverkning. Av det avverkningsanmälda området överlappar 0.75 ha med buffertzonerna och får av detta skäl inte avverkas.</w:t>
+        <w:t>I det avverkningsanmälda området finns 4 fyndplatser för knärot registrerade på Artportalen. Figur 2 visar gränserna för buffertzoner på 50 m, som behöver lämnas kring fyndplatserna för att knärotslokalerna inte ska försvinna vid en avverkning. Av det avverkningsanmälda området överlappar 1.33 ha med buffertzonerna och får av detta skäl inte avverkas.</w:t>
       </w:r>
     </w:p>
     <w:p>
@@ -1122,7 +1122,7 @@
     <w:r>
       <w:tab/>
       <w:tab/>
-      <w:t>2025-11-08</w:t>
+      <w:t>2025-11-09</w:t>
       <w:br/>
       <w:br/>
     </w:r>

--- a/klagomål/A 31853-2025 FSC-klagomål.docx
+++ b/klagomål/A 31853-2025 FSC-klagomål.docx
@@ -1122,7 +1122,7 @@
     <w:r>
       <w:tab/>
       <w:tab/>
-      <w:t>2025-11-09</w:t>
+      <w:t>2025-11-10</w:t>
       <w:br/>
       <w:br/>
     </w:r>

--- a/klagomål/A 31853-2025 FSC-klagomål.docx
+++ b/klagomål/A 31853-2025 FSC-klagomål.docx
@@ -173,7 +173,7 @@
     </w:p>
     <w:p>
       <w:r>
-        <w:t>Nedan presenteras fynd av naturvårdsarter och fridlysta arter som gjorts i det avverkningsanmälda området, samt relevanta utdrag ur standarderna för FSC, Chain of Custody, Controlled Wood och PEFC. I BILAGA 1 finns artfakta om fridlysta arter.</w:t>
+        <w:t>Nedan presenteras fynd av naturvårdsarter och fridlysta arter som gjorts i det avverkningsanmälda området, samt relevanta utdrag ur standarderna för FSC, Chain of Custody, Controlled Wood och PEFC. I BILAGA 1 finns artfakta om fridlysta och rödlistade arter.</w:t>
       </w:r>
     </w:p>
     <w:p>
@@ -191,7 +191,7 @@
     </w:p>
     <w:p>
       <w:r>
-        <w:t>I avverkningsanmälan har följande 3 naturvårdsarter hittats: knärot (VU, §8), talltita (NT, §4) och revlummer (§9). Av dessa är 2 rödlistade. För rödlistade arter har rödlistekategorin angivits inom parentes. För fridlysta arter anges även paragrafen i Artskyddsförordningen som arten är fridlyst enligt.</w:t>
+        <w:t>I avverkningsanmälan har följande 5 naturvårdsarter hittats: knärot (VU, §8), lunglav (NT), skrovellav (NT), talltita (NT, §4) och revlummer (§9). Av dessa är 4 rödlistade. För rödlistade arter har rödlistekategorin angivits inom parentes. För fridlysta arter anges även paragrafen i Artskyddsförordningen som arten är fridlyst enligt.</w:t>
       </w:r>
     </w:p>
     <w:p>
@@ -247,6 +247,55 @@
       </w:r>
     </w:p>
     <w:p>
+      <w:r>
+        <w:rPr>
+          <w:b/>
+        </w:rPr>
+        <w:t>Lunglav (NT)</w:t>
+      </w:r>
+      <w:r>
+        <w:t xml:space="preserve"> är en av vårt lands främsta signalarter som överallt indikerar gamla lövträd, skogsbestånd med höga naturvärden och ekosystem med lång skoglig kontinuitet. Lokalt kan förekomsten vara mycket riklig men den hittas nästan enbart i gamla och ej slutavverkade skogar. Artens samtliga förekomster bör uppmärksammas från naturvårdssynpunkt, då många lokaler även hyser andra ovanliga och rödlistade arter. Rikliga förekomster bör skyddas med biotopskydd, frivilliga avsättningar eller reservat. Det finns ett antal sällsynta lavparasiter som växer på lunglav: lunglavsknapp (VU), skrovelmössing (DD), lunglavshårprick (DD), </w:t>
+      </w:r>
+      <w:r>
+        <w:rPr>
+          <w:i/>
+        </w:rPr>
+        <w:t>Calycina alstrupii</w:t>
+      </w:r>
+      <w:r>
+        <w:t xml:space="preserve"> (NA) och </w:t>
+      </w:r>
+      <w:r>
+        <w:rPr>
+          <w:i/>
+        </w:rPr>
+        <w:t>Chalara lobariae</w:t>
+      </w:r>
+      <w:r>
+        <w:t xml:space="preserve"> (NA) (SLU Artdatabanken, 2025; SLU Artdatabanken, 2024; Nitare &amp; Skogsstyrelsen, 2019).</w:t>
+      </w:r>
+    </w:p>
+    <w:p>
+      <w:r>
+        <w:rPr>
+          <w:b/>
+        </w:rPr>
+        <w:t>Skrovellav (NT)</w:t>
+      </w:r>
+      <w:r>
+        <w:t xml:space="preserve"> växer på gamla lövträd och på klippor i gamla skogar med hög och jämn luftfuktighet. Slutavverkning av kontinuitetsskog utgör det största hotet och lavens fortsatta förekomst bör säkerställas genom att lokaler med äldre skog skyddas. I områden med mycket hög luftfuktighet kan man på bålen av skrovellav finna en sällsynt parasitsvamp med rödbruna apothecier, skrovellavsknapp </w:t>
+      </w:r>
+      <w:r>
+        <w:rPr>
+          <w:i/>
+        </w:rPr>
+        <w:t>Plectocarpon scrobiculatae</w:t>
+      </w:r>
+      <w:r>
+        <w:t xml:space="preserve"> (EN) (SLU Artdatabanken, 2024; Nitare &amp; Skogsstyrelsen, 2019).</w:t>
+      </w:r>
+    </w:p>
+    <w:p>
       <w:pPr>
         <w:pStyle w:val="Heading1"/>
       </w:pPr>
@@ -304,7 +353,7 @@
     </w:p>
     <w:p>
       <w:r>
-        <w:t>I det avverkningsanmälda området finns 4 fyndplatser för knärot registrerade på Artportalen. Figur 2 visar gränserna för buffertzoner på 50 m, som behöver lämnas kring fyndplatserna för att knärotslokalerna inte ska försvinna vid en avverkning. Av det avverkningsanmälda området överlappar 1.33 ha med buffertzonerna och får av detta skäl inte avverkas.</w:t>
+        <w:t>I det avverkningsanmälda området finns 5 fyndplatser för knärot registrerade på Artportalen. Figur 2 visar gränserna för buffertzoner på 50 m, som behöver lämnas kring fyndplatserna för att knärotslokalerna inte ska försvinna vid en avverkning. Av det avverkningsanmälda området överlappar 1.43 ha med buffertzonerna och får av detta skäl inte avverkas.</w:t>
       </w:r>
     </w:p>
     <w:p>
@@ -481,7 +530,7 @@
         <w:rPr>
           <w:i/>
         </w:rPr>
-        <w:t>I det avverkningsanmälda skogsområdet har 3 naturvårdsarter varav 2 rödlistade arter sina livsmiljöer och växtplatser.</w:t>
+        <w:t>I det avverkningsanmälda skogsområdet har 5 naturvårdsarter varav 4 rödlistade arter sina livsmiljöer och växtplatser.</w:t>
       </w:r>
     </w:p>
     <w:p>
@@ -678,7 +727,9 @@
         <w:pStyle w:val="Title"/>
       </w:pPr>
       <w:r>
-        <w:t>BILAGA 1 – Fridlysta arter</w:t>
+        <w:t>BILAGA 1 –</w:t>
+        <w:br/>
+        <w:t>Fridlysta och rödlistade arter</w:t>
       </w:r>
     </w:p>
     <w:p>
@@ -872,6 +923,119 @@
       </w:r>
       <w:r>
         <w:t>SLU Artdatabanken, Uppsala</w:t>
+      </w:r>
+    </w:p>
+    <w:p>
+      <w:pPr>
+        <w:pStyle w:val="Heading1"/>
+      </w:pPr>
+      <w:r>
+        <w:t>Lunglav – ekologi samt krav på livsmiljön</w:t>
+      </w:r>
+    </w:p>
+    <w:p>
+      <w:r>
+        <w:t>Lunglav (NT) är en av vårt lands främsta signalarter som överallt indikerar gamla lövträd, skogsbestånd med höga naturvärden och ekosystem med lång skoglig kontinuitet. Lokalt kan förekomsten vara mycket riklig men den hittas nästan enbart i gamla och ej slutavverkade skogar. Artens samtliga förekomster bör uppmärksammas från naturvårdssynpunkt, då många lokaler även hyser andra ovanliga och rödlistade arter. Rikliga förekomster bör skyddas med biotopskydd, frivilliga avsättningar eller reservat (SLU Artdatabanken, 2024; Nitare &amp; Skogsstyrelsen, 2019).</w:t>
+      </w:r>
+    </w:p>
+    <w:p>
+      <w:r>
+        <w:t xml:space="preserve">På lunglav kan man sällsynt finna små svarta skivlika bildningar som liknar apothecier men som är en parasitisk svamp, Lunglavsknapp </w:t>
+      </w:r>
+      <w:r>
+        <w:rPr>
+          <w:i/>
+        </w:rPr>
+        <w:t>Plectocarpon lichenum</w:t>
+      </w:r>
+      <w:r>
+        <w:t xml:space="preserve"> (VU). Det finns ytterligare ett antal parasiter vilka bara förekommer på lunglav: Skrovelmössing </w:t>
+      </w:r>
+      <w:r>
+        <w:rPr>
+          <w:i/>
+        </w:rPr>
+        <w:t>Dactylospora lobariella</w:t>
+      </w:r>
+      <w:r>
+        <w:t xml:space="preserve"> (rödlistad som Kunskapsbrist DD) och Lunglavshårprick </w:t>
+      </w:r>
+      <w:r>
+        <w:rPr>
+          <w:i/>
+        </w:rPr>
+        <w:t>Niesslia lobariae</w:t>
+      </w:r>
+      <w:r>
+        <w:t xml:space="preserve"> (rödlistad som Kunskapsbrist DD). Skrovelmössing (DD) har små svarta apothecier och bruna, 1-septerade sporer och Lunglavshårprick (DD) har brunhåriga perithecier och färglösa, 1-septerade sporer. Nyligen har ytterligare två lavparasiter påträffats i Sverige som växer på lunglav: </w:t>
+      </w:r>
+      <w:r>
+        <w:rPr>
+          <w:i/>
+        </w:rPr>
+        <w:t>Calycina alstrupii</w:t>
+      </w:r>
+      <w:r>
+        <w:t xml:space="preserve"> (NA) och </w:t>
+      </w:r>
+      <w:r>
+        <w:rPr>
+          <w:i/>
+        </w:rPr>
+        <w:t>Chalara lobariae</w:t>
+      </w:r>
+      <w:r>
+        <w:t xml:space="preserve"> (NA) (SLU Artdatabanken, 2025; SLU Artdatabanken, 2024; Nitare &amp; Skogsstyrelsen, 2019).</w:t>
+      </w:r>
+    </w:p>
+    <w:p>
+      <w:pPr>
+        <w:pStyle w:val="Heading2"/>
+      </w:pPr>
+      <w:r>
+        <w:t>Referenser – lunglav</w:t>
+      </w:r>
+    </w:p>
+    <w:p>
+      <w:r>
+        <w:t xml:space="preserve">Nitare, J. och Skogsstyrelsen, 2019. </w:t>
+      </w:r>
+      <w:r>
+        <w:rPr>
+          <w:i/>
+        </w:rPr>
+        <w:t xml:space="preserve">Skyddsvärd skog – Naturvårdsarter och andra kriterier för naturvärdesbedömning. </w:t>
+      </w:r>
+      <w:r>
+        <w:t>Skogsstyrelsen.</w:t>
+      </w:r>
+    </w:p>
+    <w:p>
+      <w:r>
+        <w:t xml:space="preserve">SLU Artdatabanken, 2024. </w:t>
+      </w:r>
+      <w:r>
+        <w:rPr>
+          <w:i/>
+        </w:rPr>
+        <w:t xml:space="preserve">Artfaktablad. Naturvård – artfakta. </w:t>
+      </w:r>
+      <w:r>
+        <w:t>SLU Artdatabanken, Uppsala.</w:t>
+      </w:r>
+    </w:p>
+    <w:p>
+      <w:r>
+        <w:t xml:space="preserve">SLU Artdatabanken, 2025. </w:t>
+      </w:r>
+      <w:r>
+        <w:rPr>
+          <w:i/>
+        </w:rPr>
+        <w:t xml:space="preserve">Över 20 nya lavparasiter för Sverige. </w:t>
+      </w:r>
+      <w:r>
+        <w:t>https://www.slu.se/artdatabanken/arter-och-natur/artiklar/over-20-nya-lavparasiter-for-sverige/</w:t>
       </w:r>
     </w:p>
     <w:p>
@@ -1122,7 +1286,7 @@
     <w:r>
       <w:tab/>
       <w:tab/>
-      <w:t>2025-11-10</w:t>
+      <w:t>2025-11-11</w:t>
       <w:br/>
       <w:br/>
     </w:r>

--- a/klagomål/A 31853-2025 FSC-klagomål.docx
+++ b/klagomål/A 31853-2025 FSC-klagomål.docx
@@ -191,7 +191,7 @@
     </w:p>
     <w:p>
       <w:r>
-        <w:t>I avverkningsanmälan har följande 5 naturvårdsarter hittats: knärot (VU, §8), lunglav (NT), skrovellav (NT), talltita (NT, §4) och revlummer (§9). Av dessa är 4 rödlistade. För rödlistade arter har rödlistekategorin angivits inom parentes. För fridlysta arter anges även paragrafen i Artskyddsförordningen som arten är fridlyst enligt.</w:t>
+        <w:t>I avverkningsanmälan har följande 6 naturvårdsarter hittats: knärot (VU, §8), garnlav (NT), lunglav (NT), skrovellav (NT), talltita (NT, §4) och revlummer (§9). Av dessa är 5 rödlistade. För rödlistade arter har rödlistekategorin angivits inom parentes. För fridlysta arter anges även paragrafen i Artskyddsförordningen som arten är fridlyst enligt.</w:t>
       </w:r>
     </w:p>
     <w:p>
@@ -251,6 +251,17 @@
         <w:rPr>
           <w:b/>
         </w:rPr>
+        <w:t>Garnlav (NT)</w:t>
+      </w:r>
+      <w:r>
+        <w:t xml:space="preserve"> är en utpräglad barrskogsart som ibland kan drapera träden i norrländska grannaturskogar med hög luftfuktighet. Den förekommer även i talldominerade bestånd där den, förutom i trädens grenverk, påträffas hängande över ojämnheter i tallbarken. Arten har minskat starkt i södra och mellersta Sverige och den minskar även i sitt nordliga utbredningsområde. Orsaken till tillbakagången beror främst på slutavverkningar av naturskogsartade skogar. Bestånd med riklig förekomst bör regelmässigt sparas. Garnlav är värdväxt för den mycket sällsynta och akut hotade fjärilen barrskogslavfly (CR) som hör hemma i boreala barrskogar med riklig förekomst av värdväxten. Tidigare kunde arten konstateras årligen på flera platser vid Dala-Floda i Dalarna innan lokalerna kalavverkades. Senaste fyndet i landet av barrskogslavfly är från år 2000 då den påträffades vid Högberget i Sollefteå kommun (SLU Artdatabanken, 2024).</w:t>
+      </w:r>
+    </w:p>
+    <w:p>
+      <w:r>
+        <w:rPr>
+          <w:b/>
+        </w:rPr>
         <w:t>Lunglav (NT)</w:t>
       </w:r>
       <w:r>
@@ -530,7 +541,7 @@
         <w:rPr>
           <w:i/>
         </w:rPr>
-        <w:t>I det avverkningsanmälda skogsområdet har 5 naturvårdsarter varav 4 rödlistade arter sina livsmiljöer och växtplatser.</w:t>
+        <w:t>I det avverkningsanmälda skogsområdet har 6 naturvårdsarter varav 5 rödlistade arter sina livsmiljöer och växtplatser.</w:t>
       </w:r>
     </w:p>
     <w:p>
@@ -1286,7 +1297,7 @@
     <w:r>
       <w:tab/>
       <w:tab/>
-      <w:t>2025-11-11</w:t>
+      <w:t>2025-11-12</w:t>
       <w:br/>
       <w:br/>
     </w:r>

--- a/klagomål/A 31853-2025 FSC-klagomål.docx
+++ b/klagomål/A 31853-2025 FSC-klagomål.docx
@@ -1297,7 +1297,7 @@
     <w:r>
       <w:tab/>
       <w:tab/>
-      <w:t>2025-11-12</w:t>
+      <w:t>2025-11-13</w:t>
       <w:br/>
       <w:br/>
     </w:r>

--- a/klagomål/A 31853-2025 FSC-klagomål.docx
+++ b/klagomål/A 31853-2025 FSC-klagomål.docx
@@ -1297,7 +1297,7 @@
     <w:r>
       <w:tab/>
       <w:tab/>
-      <w:t>2025-11-13</w:t>
+      <w:t>2025-11-14</w:t>
       <w:br/>
       <w:br/>
     </w:r>

--- a/klagomål/A 31853-2025 FSC-klagomål.docx
+++ b/klagomål/A 31853-2025 FSC-klagomål.docx
@@ -1297,7 +1297,7 @@
     <w:r>
       <w:tab/>
       <w:tab/>
-      <w:t>2025-11-14</w:t>
+      <w:t>2025-11-15</w:t>
       <w:br/>
       <w:br/>
     </w:r>

--- a/klagomål/A 31853-2025 FSC-klagomål.docx
+++ b/klagomål/A 31853-2025 FSC-klagomål.docx
@@ -1297,7 +1297,7 @@
     <w:r>
       <w:tab/>
       <w:tab/>
-      <w:t>2025-11-15</w:t>
+      <w:t>2025-11-20</w:t>
       <w:br/>
       <w:br/>
     </w:r>

--- a/klagomål/A 31853-2025 FSC-klagomål.docx
+++ b/klagomål/A 31853-2025 FSC-klagomål.docx
@@ -1297,7 +1297,7 @@
     <w:r>
       <w:tab/>
       <w:tab/>
-      <w:t>2025-11-20</w:t>
+      <w:t>2025-11-21</w:t>
       <w:br/>
       <w:br/>
     </w:r>

--- a/klagomål/A 31853-2025 FSC-klagomål.docx
+++ b/klagomål/A 31853-2025 FSC-klagomål.docx
@@ -1297,7 +1297,7 @@
     <w:r>
       <w:tab/>
       <w:tab/>
-      <w:t>2025-11-21</w:t>
+      <w:t>2025-11-22</w:t>
       <w:br/>
       <w:br/>
     </w:r>

--- a/klagomål/A 31853-2025 FSC-klagomål.docx
+++ b/klagomål/A 31853-2025 FSC-klagomål.docx
@@ -1297,7 +1297,7 @@
     <w:r>
       <w:tab/>
       <w:tab/>
-      <w:t>2025-11-22</w:t>
+      <w:t>2025-11-23</w:t>
       <w:br/>
       <w:br/>
     </w:r>

--- a/klagomål/A 31853-2025 FSC-klagomål.docx
+++ b/klagomål/A 31853-2025 FSC-klagomål.docx
@@ -1297,7 +1297,7 @@
     <w:r>
       <w:tab/>
       <w:tab/>
-      <w:t>2025-11-23</w:t>
+      <w:t>2025-11-24</w:t>
       <w:br/>
       <w:br/>
     </w:r>

--- a/klagomål/A 31853-2025 FSC-klagomål.docx
+++ b/klagomål/A 31853-2025 FSC-klagomål.docx
@@ -1297,7 +1297,7 @@
     <w:r>
       <w:tab/>
       <w:tab/>
-      <w:t>2025-11-24</w:t>
+      <w:t>2025-11-25</w:t>
       <w:br/>
       <w:br/>
     </w:r>

--- a/klagomål/A 31853-2025 FSC-klagomål.docx
+++ b/klagomål/A 31853-2025 FSC-klagomål.docx
@@ -1297,7 +1297,7 @@
     <w:r>
       <w:tab/>
       <w:tab/>
-      <w:t>2025-11-25</w:t>
+      <w:t>2025-11-26</w:t>
       <w:br/>
       <w:br/>
     </w:r>

--- a/klagomål/A 31853-2025 FSC-klagomål.docx
+++ b/klagomål/A 31853-2025 FSC-klagomål.docx
@@ -1297,7 +1297,7 @@
     <w:r>
       <w:tab/>
       <w:tab/>
-      <w:t>2025-11-26</w:t>
+      <w:t>2025-11-27</w:t>
       <w:br/>
       <w:br/>
     </w:r>

--- a/klagomål/A 31853-2025 FSC-klagomål.docx
+++ b/klagomål/A 31853-2025 FSC-klagomål.docx
@@ -1297,7 +1297,7 @@
     <w:r>
       <w:tab/>
       <w:tab/>
-      <w:t>2025-11-27</w:t>
+      <w:t>2025-11-28</w:t>
       <w:br/>
       <w:br/>
     </w:r>

--- a/klagomål/A 31853-2025 FSC-klagomål.docx
+++ b/klagomål/A 31853-2025 FSC-klagomål.docx
@@ -1297,7 +1297,7 @@
     <w:r>
       <w:tab/>
       <w:tab/>
-      <w:t>2025-11-28</w:t>
+      <w:t>2025-11-29</w:t>
       <w:br/>
       <w:br/>
     </w:r>

--- a/klagomål/A 31853-2025 FSC-klagomål.docx
+++ b/klagomål/A 31853-2025 FSC-klagomål.docx
@@ -1297,7 +1297,7 @@
     <w:r>
       <w:tab/>
       <w:tab/>
-      <w:t>2025-11-29</w:t>
+      <w:t>2025-11-30</w:t>
       <w:br/>
       <w:br/>
     </w:r>

--- a/klagomål/A 31853-2025 FSC-klagomål.docx
+++ b/klagomål/A 31853-2025 FSC-klagomål.docx
@@ -1297,7 +1297,7 @@
     <w:r>
       <w:tab/>
       <w:tab/>
-      <w:t>2025-11-30</w:t>
+      <w:t>2025-12-01</w:t>
       <w:br/>
       <w:br/>
     </w:r>

--- a/klagomål/A 31853-2025 FSC-klagomål.docx
+++ b/klagomål/A 31853-2025 FSC-klagomål.docx
@@ -1297,7 +1297,7 @@
     <w:r>
       <w:tab/>
       <w:tab/>
-      <w:t>2025-12-01</w:t>
+      <w:t>2025-12-02</w:t>
       <w:br/>
       <w:br/>
     </w:r>

--- a/klagomål/A 31853-2025 FSC-klagomål.docx
+++ b/klagomål/A 31853-2025 FSC-klagomål.docx
@@ -1297,7 +1297,7 @@
     <w:r>
       <w:tab/>
       <w:tab/>
-      <w:t>2025-12-02</w:t>
+      <w:t>2025-12-03</w:t>
       <w:br/>
       <w:br/>
     </w:r>

--- a/klagomål/A 31853-2025 FSC-klagomål.docx
+++ b/klagomål/A 31853-2025 FSC-klagomål.docx
@@ -1297,7 +1297,7 @@
     <w:r>
       <w:tab/>
       <w:tab/>
-      <w:t>2025-12-03</w:t>
+      <w:t>2025-12-04</w:t>
       <w:br/>
       <w:br/>
     </w:r>

--- a/klagomål/A 31853-2025 FSC-klagomål.docx
+++ b/klagomål/A 31853-2025 FSC-klagomål.docx
@@ -1297,7 +1297,7 @@
     <w:r>
       <w:tab/>
       <w:tab/>
-      <w:t>2025-12-04</w:t>
+      <w:t>2025-12-05</w:t>
       <w:br/>
       <w:br/>
     </w:r>

--- a/klagomål/A 31853-2025 FSC-klagomål.docx
+++ b/klagomål/A 31853-2025 FSC-klagomål.docx
@@ -1297,7 +1297,7 @@
     <w:r>
       <w:tab/>
       <w:tab/>
-      <w:t>2025-12-05</w:t>
+      <w:t>2025-12-06</w:t>
       <w:br/>
       <w:br/>
     </w:r>

--- a/klagomål/A 31853-2025 FSC-klagomål.docx
+++ b/klagomål/A 31853-2025 FSC-klagomål.docx
@@ -1297,7 +1297,7 @@
     <w:r>
       <w:tab/>
       <w:tab/>
-      <w:t>2025-12-06</w:t>
+      <w:t>2025-12-07</w:t>
       <w:br/>
       <w:br/>
     </w:r>

--- a/klagomål/A 31853-2025 FSC-klagomål.docx
+++ b/klagomål/A 31853-2025 FSC-klagomål.docx
@@ -1297,7 +1297,7 @@
     <w:r>
       <w:tab/>
       <w:tab/>
-      <w:t>2025-12-07</w:t>
+      <w:t>2025-12-08</w:t>
       <w:br/>
       <w:br/>
     </w:r>

--- a/klagomål/A 31853-2025 FSC-klagomål.docx
+++ b/klagomål/A 31853-2025 FSC-klagomål.docx
@@ -1297,7 +1297,7 @@
     <w:r>
       <w:tab/>
       <w:tab/>
-      <w:t>2025-12-08</w:t>
+      <w:t>2025-12-09</w:t>
       <w:br/>
       <w:br/>
     </w:r>

--- a/klagomål/A 31853-2025 FSC-klagomål.docx
+++ b/klagomål/A 31853-2025 FSC-klagomål.docx
@@ -1297,7 +1297,7 @@
     <w:r>
       <w:tab/>
       <w:tab/>
-      <w:t>2025-12-09</w:t>
+      <w:t>2025-12-10</w:t>
       <w:br/>
       <w:br/>
     </w:r>

--- a/klagomål/A 31853-2025 FSC-klagomål.docx
+++ b/klagomål/A 31853-2025 FSC-klagomål.docx
@@ -1297,7 +1297,7 @@
     <w:r>
       <w:tab/>
       <w:tab/>
-      <w:t>2025-12-10</w:t>
+      <w:t>2025-12-11</w:t>
       <w:br/>
       <w:br/>
     </w:r>

--- a/klagomål/A 31853-2025 FSC-klagomål.docx
+++ b/klagomål/A 31853-2025 FSC-klagomål.docx
@@ -1297,7 +1297,7 @@
     <w:r>
       <w:tab/>
       <w:tab/>
-      <w:t>2025-12-11</w:t>
+      <w:t>2025-12-12</w:t>
       <w:br/>
       <w:br/>
     </w:r>

--- a/klagomål/A 31853-2025 FSC-klagomål.docx
+++ b/klagomål/A 31853-2025 FSC-klagomål.docx
@@ -1297,7 +1297,7 @@
     <w:r>
       <w:tab/>
       <w:tab/>
-      <w:t>2025-12-12</w:t>
+      <w:t>2025-12-13</w:t>
       <w:br/>
       <w:br/>
     </w:r>

--- a/klagomål/A 31853-2025 FSC-klagomål.docx
+++ b/klagomål/A 31853-2025 FSC-klagomål.docx
@@ -1297,7 +1297,7 @@
     <w:r>
       <w:tab/>
       <w:tab/>
-      <w:t>2025-12-19</w:t>
+      <w:t>2025-12-20</w:t>
       <w:br/>
       <w:br/>
     </w:r>

--- a/klagomål/A 31853-2025 FSC-klagomål.docx
+++ b/klagomål/A 31853-2025 FSC-klagomål.docx
@@ -1297,7 +1297,7 @@
     <w:r>
       <w:tab/>
       <w:tab/>
-      <w:t>2025-12-20</w:t>
+      <w:t>2025-12-21</w:t>
       <w:br/>
       <w:br/>
     </w:r>

--- a/klagomål/A 31853-2025 FSC-klagomål.docx
+++ b/klagomål/A 31853-2025 FSC-klagomål.docx
@@ -1297,7 +1297,7 @@
     <w:r>
       <w:tab/>
       <w:tab/>
-      <w:t>2025-12-21</w:t>
+      <w:t>2025-12-22</w:t>
       <w:br/>
       <w:br/>
     </w:r>

--- a/klagomål/A 31853-2025 FSC-klagomål.docx
+++ b/klagomål/A 31853-2025 FSC-klagomål.docx
@@ -1297,7 +1297,7 @@
     <w:r>
       <w:tab/>
       <w:tab/>
-      <w:t>2025-12-22</w:t>
+      <w:t>2025-12-26</w:t>
       <w:br/>
       <w:br/>
     </w:r>

--- a/klagomål/A 31853-2025 FSC-klagomål.docx
+++ b/klagomål/A 31853-2025 FSC-klagomål.docx
@@ -1297,7 +1297,7 @@
     <w:r>
       <w:tab/>
       <w:tab/>
-      <w:t>2025-12-26</w:t>
+      <w:t>2025-12-28</w:t>
       <w:br/>
       <w:br/>
     </w:r>

--- a/klagomål/A 31853-2025 FSC-klagomål.docx
+++ b/klagomål/A 31853-2025 FSC-klagomål.docx
@@ -1297,7 +1297,7 @@
     <w:r>
       <w:tab/>
       <w:tab/>
-      <w:t>2025-12-28</w:t>
+      <w:t>2025-12-29</w:t>
       <w:br/>
       <w:br/>
     </w:r>

--- a/klagomål/A 31853-2025 FSC-klagomål.docx
+++ b/klagomål/A 31853-2025 FSC-klagomål.docx
@@ -1297,7 +1297,7 @@
     <w:r>
       <w:tab/>
       <w:tab/>
-      <w:t>2025-12-29</w:t>
+      <w:t>2025-12-30</w:t>
       <w:br/>
       <w:br/>
     </w:r>

--- a/klagomål/A 31853-2025 FSC-klagomål.docx
+++ b/klagomål/A 31853-2025 FSC-klagomål.docx
@@ -1297,7 +1297,7 @@
     <w:r>
       <w:tab/>
       <w:tab/>
-      <w:t>2025-12-30</w:t>
+      <w:t>2025-12-31</w:t>
       <w:br/>
       <w:br/>
     </w:r>

--- a/klagomål/A 31853-2025 FSC-klagomål.docx
+++ b/klagomål/A 31853-2025 FSC-klagomål.docx
@@ -1297,7 +1297,7 @@
     <w:r>
       <w:tab/>
       <w:tab/>
-      <w:t>2025-12-31</w:t>
+      <w:t>2026-01-03</w:t>
       <w:br/>
       <w:br/>
     </w:r>

--- a/klagomål/A 31853-2025 FSC-klagomål.docx
+++ b/klagomål/A 31853-2025 FSC-klagomål.docx
@@ -1297,7 +1297,7 @@
     <w:r>
       <w:tab/>
       <w:tab/>
-      <w:t>2026-01-07</w:t>
+      <w:t>2026-01-08</w:t>
       <w:br/>
       <w:br/>
     </w:r>

--- a/klagomål/A 31853-2025 FSC-klagomål.docx
+++ b/klagomål/A 31853-2025 FSC-klagomål.docx
@@ -1297,7 +1297,7 @@
     <w:r>
       <w:tab/>
       <w:tab/>
-      <w:t>2026-01-08</w:t>
+      <w:t>2026-01-09</w:t>
       <w:br/>
       <w:br/>
     </w:r>

--- a/klagomål/A 31853-2025 FSC-klagomål.docx
+++ b/klagomål/A 31853-2025 FSC-klagomål.docx
@@ -1297,7 +1297,7 @@
     <w:r>
       <w:tab/>
       <w:tab/>
-      <w:t>2026-01-09</w:t>
+      <w:t>2026-01-10</w:t>
       <w:br/>
       <w:br/>
     </w:r>

--- a/klagomål/A 31853-2025 FSC-klagomål.docx
+++ b/klagomål/A 31853-2025 FSC-klagomål.docx
@@ -1297,7 +1297,7 @@
     <w:r>
       <w:tab/>
       <w:tab/>
-      <w:t>2026-01-10</w:t>
+      <w:t>2026-01-11</w:t>
       <w:br/>
       <w:br/>
     </w:r>

--- a/klagomål/A 31853-2025 FSC-klagomål.docx
+++ b/klagomål/A 31853-2025 FSC-klagomål.docx
@@ -1297,7 +1297,7 @@
     <w:r>
       <w:tab/>
       <w:tab/>
-      <w:t>2026-01-11</w:t>
+      <w:t>2026-01-12</w:t>
       <w:br/>
       <w:br/>
     </w:r>

--- a/klagomål/A 31853-2025 FSC-klagomål.docx
+++ b/klagomål/A 31853-2025 FSC-klagomål.docx
@@ -1297,7 +1297,7 @@
     <w:r>
       <w:tab/>
       <w:tab/>
-      <w:t>2026-01-12</w:t>
+      <w:t>2026-01-13</w:t>
       <w:br/>
       <w:br/>
     </w:r>

--- a/klagomål/A 31853-2025 FSC-klagomål.docx
+++ b/klagomål/A 31853-2025 FSC-klagomål.docx
@@ -1297,7 +1297,7 @@
     <w:r>
       <w:tab/>
       <w:tab/>
-      <w:t>2026-01-13</w:t>
+      <w:t>2026-01-14</w:t>
       <w:br/>
       <w:br/>
     </w:r>

--- a/klagomål/A 31853-2025 FSC-klagomål.docx
+++ b/klagomål/A 31853-2025 FSC-klagomål.docx
@@ -1297,7 +1297,7 @@
     <w:r>
       <w:tab/>
       <w:tab/>
-      <w:t>2026-01-14</w:t>
+      <w:t>2026-01-15</w:t>
       <w:br/>
       <w:br/>
     </w:r>

--- a/klagomål/A 31853-2025 FSC-klagomål.docx
+++ b/klagomål/A 31853-2025 FSC-klagomål.docx
@@ -1297,7 +1297,7 @@
     <w:r>
       <w:tab/>
       <w:tab/>
-      <w:t>2026-01-15</w:t>
+      <w:t>2026-01-16</w:t>
       <w:br/>
       <w:br/>
     </w:r>

--- a/klagomål/A 31853-2025 FSC-klagomål.docx
+++ b/klagomål/A 31853-2025 FSC-klagomål.docx
@@ -1297,7 +1297,7 @@
     <w:r>
       <w:tab/>
       <w:tab/>
-      <w:t>2026-01-16</w:t>
+      <w:t>2026-01-17</w:t>
       <w:br/>
       <w:br/>
     </w:r>

--- a/klagomål/A 31853-2025 FSC-klagomål.docx
+++ b/klagomål/A 31853-2025 FSC-klagomål.docx
@@ -1297,7 +1297,7 @@
     <w:r>
       <w:tab/>
       <w:tab/>
-      <w:t>2026-01-17</w:t>
+      <w:t>2026-01-18</w:t>
       <w:br/>
       <w:br/>
     </w:r>

--- a/klagomål/A 31853-2025 FSC-klagomål.docx
+++ b/klagomål/A 31853-2025 FSC-klagomål.docx
@@ -1297,7 +1297,7 @@
     <w:r>
       <w:tab/>
       <w:tab/>
-      <w:t>2026-01-18</w:t>
+      <w:t>2026-01-19</w:t>
       <w:br/>
       <w:br/>
     </w:r>

--- a/klagomål/A 31853-2025 FSC-klagomål.docx
+++ b/klagomål/A 31853-2025 FSC-klagomål.docx
@@ -1297,7 +1297,7 @@
     <w:r>
       <w:tab/>
       <w:tab/>
-      <w:t>2026-01-19</w:t>
+      <w:t>2026-01-20</w:t>
       <w:br/>
       <w:br/>
     </w:r>

--- a/klagomål/A 31853-2025 FSC-klagomål.docx
+++ b/klagomål/A 31853-2025 FSC-klagomål.docx
@@ -1297,7 +1297,7 @@
     <w:r>
       <w:tab/>
       <w:tab/>
-      <w:t>2026-01-20</w:t>
+      <w:t>2026-01-21</w:t>
       <w:br/>
       <w:br/>
     </w:r>

--- a/klagomål/A 31853-2025 FSC-klagomål.docx
+++ b/klagomål/A 31853-2025 FSC-klagomål.docx
@@ -1297,7 +1297,7 @@
     <w:r>
       <w:tab/>
       <w:tab/>
-      <w:t>2026-01-21</w:t>
+      <w:t>2026-01-23</w:t>
       <w:br/>
       <w:br/>
     </w:r>

--- a/klagomål/A 31853-2025 FSC-klagomål.docx
+++ b/klagomål/A 31853-2025 FSC-klagomål.docx
@@ -1297,7 +1297,7 @@
     <w:r>
       <w:tab/>
       <w:tab/>
-      <w:t>2026-01-23</w:t>
+      <w:t>2026-01-24</w:t>
       <w:br/>
       <w:br/>
     </w:r>

--- a/klagomål/A 31853-2025 FSC-klagomål.docx
+++ b/klagomål/A 31853-2025 FSC-klagomål.docx
@@ -1297,7 +1297,7 @@
     <w:r>
       <w:tab/>
       <w:tab/>
-      <w:t>2026-01-24</w:t>
+      <w:t>2026-01-25</w:t>
       <w:br/>
       <w:br/>
     </w:r>

--- a/klagomål/A 31853-2025 FSC-klagomål.docx
+++ b/klagomål/A 31853-2025 FSC-klagomål.docx
@@ -1297,7 +1297,7 @@
     <w:r>
       <w:tab/>
       <w:tab/>
-      <w:t>2026-01-25</w:t>
+      <w:t>2026-01-26</w:t>
       <w:br/>
       <w:br/>
     </w:r>

--- a/klagomål/A 31853-2025 FSC-klagomål.docx
+++ b/klagomål/A 31853-2025 FSC-klagomål.docx
@@ -1297,7 +1297,7 @@
     <w:r>
       <w:tab/>
       <w:tab/>
-      <w:t>2026-01-26</w:t>
+      <w:t>2026-01-27</w:t>
       <w:br/>
       <w:br/>
     </w:r>

--- a/klagomål/A 31853-2025 FSC-klagomål.docx
+++ b/klagomål/A 31853-2025 FSC-klagomål.docx
@@ -1297,7 +1297,7 @@
     <w:r>
       <w:tab/>
       <w:tab/>
-      <w:t>2026-01-27</w:t>
+      <w:t>2026-01-28</w:t>
       <w:br/>
       <w:br/>
     </w:r>

--- a/klagomål/A 31853-2025 FSC-klagomål.docx
+++ b/klagomål/A 31853-2025 FSC-klagomål.docx
@@ -1405,7 +1405,7 @@
     <w:r>
       <w:tab/>
       <w:tab/>
-      <w:t>2026-02-21</w:t>
+      <w:t>2026-02-22</w:t>
       <w:br/>
       <w:br/>
     </w:r>

--- a/klagomål/A 31853-2025 FSC-klagomål.docx
+++ b/klagomål/A 31853-2025 FSC-klagomål.docx
@@ -1405,7 +1405,7 @@
     <w:r>
       <w:tab/>
       <w:tab/>
-      <w:t>2026-02-22</w:t>
+      <w:t>2026-02-23</w:t>
       <w:br/>
       <w:br/>
     </w:r>

--- a/klagomål/A 31853-2025 FSC-klagomål.docx
+++ b/klagomål/A 31853-2025 FSC-klagomål.docx
@@ -1405,7 +1405,7 @@
     <w:r>
       <w:tab/>
       <w:tab/>
-      <w:t>2026-02-23</w:t>
+      <w:t>2026-02-24</w:t>
       <w:br/>
       <w:br/>
     </w:r>

--- a/klagomål/A 31853-2025 FSC-klagomål.docx
+++ b/klagomål/A 31853-2025 FSC-klagomål.docx
@@ -1405,7 +1405,7 @@
     <w:r>
       <w:tab/>
       <w:tab/>
-      <w:t>2026-02-24</w:t>
+      <w:t>2026-02-25</w:t>
       <w:br/>
       <w:br/>
     </w:r>

--- a/klagomål/A 31853-2025 FSC-klagomål.docx
+++ b/klagomål/A 31853-2025 FSC-klagomål.docx
@@ -1405,7 +1405,7 @@
     <w:r>
       <w:tab/>
       <w:tab/>
-      <w:t>2026-02-25</w:t>
+      <w:t>2026-02-26</w:t>
       <w:br/>
       <w:br/>
     </w:r>

--- a/klagomål/A 31853-2025 FSC-klagomål.docx
+++ b/klagomål/A 31853-2025 FSC-klagomål.docx
@@ -1405,7 +1405,7 @@
     <w:r>
       <w:tab/>
       <w:tab/>
-      <w:t>2026-02-26</w:t>
+      <w:t>2026-02-28</w:t>
       <w:br/>
       <w:br/>
     </w:r>

--- a/klagomål/A 31853-2025 FSC-klagomål.docx
+++ b/klagomål/A 31853-2025 FSC-klagomål.docx
@@ -1405,7 +1405,7 @@
     <w:r>
       <w:tab/>
       <w:tab/>
-      <w:t>2026-02-28</w:t>
+      <w:t>2026-03-01</w:t>
       <w:br/>
       <w:br/>
     </w:r>

--- a/klagomål/A 31853-2025 FSC-klagomål.docx
+++ b/klagomål/A 31853-2025 FSC-klagomål.docx
@@ -1405,7 +1405,7 @@
     <w:r>
       <w:tab/>
       <w:tab/>
-      <w:t>2026-03-01</w:t>
+      <w:t>2026-03-02</w:t>
       <w:br/>
       <w:br/>
     </w:r>

--- a/klagomål/A 31853-2025 FSC-klagomål.docx
+++ b/klagomål/A 31853-2025 FSC-klagomål.docx
@@ -269,7 +269,7 @@
         <w:rPr>
           <w:i/>
         </w:rPr>
-        <w:t xml:space="preserve"> 9070 Trädklädd betesmark </w:t>
+        <w:t xml:space="preserve"> 9070 Trädklädd betesmark</w:t>
       </w:r>
       <w:r>
         <w:t xml:space="preserve"> (SLU Artdatabanken, 2024).</w:t>
@@ -1405,7 +1405,7 @@
     <w:r>
       <w:tab/>
       <w:tab/>
-      <w:t>2026-03-02</w:t>
+      <w:t>2026-03-03</w:t>
       <w:br/>
       <w:br/>
     </w:r>

--- a/klagomål/A 31853-2025 FSC-klagomål.docx
+++ b/klagomål/A 31853-2025 FSC-klagomål.docx
@@ -1405,7 +1405,7 @@
     <w:r>
       <w:tab/>
       <w:tab/>
-      <w:t>2026-03-03</w:t>
+      <w:t>2026-03-04</w:t>
       <w:br/>
       <w:br/>
     </w:r>

--- a/klagomål/A 31853-2025 FSC-klagomål.docx
+++ b/klagomål/A 31853-2025 FSC-klagomål.docx
@@ -1405,7 +1405,7 @@
     <w:r>
       <w:tab/>
       <w:tab/>
-      <w:t>2026-03-04</w:t>
+      <w:t>2026-03-05</w:t>
       <w:br/>
       <w:br/>
     </w:r>

--- a/klagomål/A 31853-2025 FSC-klagomål.docx
+++ b/klagomål/A 31853-2025 FSC-klagomål.docx
@@ -1405,7 +1405,7 @@
     <w:r>
       <w:tab/>
       <w:tab/>
-      <w:t>2026-03-05</w:t>
+      <w:t>2026-03-06</w:t>
       <w:br/>
       <w:br/>
     </w:r>

--- a/klagomål/A 31853-2025 FSC-klagomål.docx
+++ b/klagomål/A 31853-2025 FSC-klagomål.docx
@@ -1405,7 +1405,7 @@
     <w:r>
       <w:tab/>
       <w:tab/>
-      <w:t>2026-03-06</w:t>
+      <w:t>2026-03-07</w:t>
       <w:br/>
       <w:br/>
     </w:r>

--- a/klagomål/A 31853-2025 FSC-klagomål.docx
+++ b/klagomål/A 31853-2025 FSC-klagomål.docx
@@ -1405,7 +1405,7 @@
     <w:r>
       <w:tab/>
       <w:tab/>
-      <w:t>2026-03-13</w:t>
+      <w:t>2026-03-16</w:t>
       <w:br/>
       <w:br/>
     </w:r>

--- a/klagomål/A 31853-2025 FSC-klagomål.docx
+++ b/klagomål/A 31853-2025 FSC-klagomål.docx
@@ -1405,7 +1405,7 @@
     <w:r>
       <w:tab/>
       <w:tab/>
-      <w:t>2026-03-16</w:t>
+      <w:t>2026-03-17</w:t>
       <w:br/>
       <w:br/>
     </w:r>

--- a/klagomål/A 31853-2025 FSC-klagomål.docx
+++ b/klagomål/A 31853-2025 FSC-klagomål.docx
@@ -1405,7 +1405,7 @@
     <w:r>
       <w:tab/>
       <w:tab/>
-      <w:t>2026-03-17</w:t>
+      <w:t>2026-03-18</w:t>
       <w:br/>
       <w:br/>
     </w:r>

--- a/klagomål/A 31853-2025 FSC-klagomål.docx
+++ b/klagomål/A 31853-2025 FSC-klagomål.docx
@@ -1405,7 +1405,7 @@
     <w:r>
       <w:tab/>
       <w:tab/>
-      <w:t>2026-03-18</w:t>
+      <w:t>2026-03-19</w:t>
       <w:br/>
       <w:br/>
     </w:r>

--- a/klagomål/A 31853-2025 FSC-klagomål.docx
+++ b/klagomål/A 31853-2025 FSC-klagomål.docx
@@ -1405,7 +1405,7 @@
     <w:r>
       <w:tab/>
       <w:tab/>
-      <w:t>2026-03-19</w:t>
+      <w:t>2026-03-20</w:t>
       <w:br/>
       <w:br/>
     </w:r>

--- a/klagomål/A 31853-2025 FSC-klagomål.docx
+++ b/klagomål/A 31853-2025 FSC-klagomål.docx
@@ -1405,7 +1405,7 @@
     <w:r>
       <w:tab/>
       <w:tab/>
-      <w:t>2026-03-20</w:t>
+      <w:t>2026-03-21</w:t>
       <w:br/>
       <w:br/>
     </w:r>

--- a/klagomål/A 31853-2025 FSC-klagomål.docx
+++ b/klagomål/A 31853-2025 FSC-klagomål.docx
@@ -1405,7 +1405,7 @@
     <w:r>
       <w:tab/>
       <w:tab/>
-      <w:t>2026-03-21</w:t>
+      <w:t>2026-03-22</w:t>
       <w:br/>
       <w:br/>
     </w:r>

--- a/klagomål/A 31853-2025 FSC-klagomål.docx
+++ b/klagomål/A 31853-2025 FSC-klagomål.docx
@@ -1405,7 +1405,7 @@
     <w:r>
       <w:tab/>
       <w:tab/>
-      <w:t>2026-03-22</w:t>
+      <w:t>2026-03-23</w:t>
       <w:br/>
       <w:br/>
     </w:r>

--- a/klagomål/A 31853-2025 FSC-klagomål.docx
+++ b/klagomål/A 31853-2025 FSC-klagomål.docx
@@ -1405,7 +1405,7 @@
     <w:r>
       <w:tab/>
       <w:tab/>
-      <w:t>2026-03-23</w:t>
+      <w:t>2026-03-24</w:t>
       <w:br/>
       <w:br/>
     </w:r>

--- a/klagomål/A 31853-2025 FSC-klagomål.docx
+++ b/klagomål/A 31853-2025 FSC-klagomål.docx
@@ -1405,7 +1405,7 @@
     <w:r>
       <w:tab/>
       <w:tab/>
-      <w:t>2026-03-24</w:t>
+      <w:t>2026-03-25</w:t>
       <w:br/>
       <w:br/>
     </w:r>

--- a/klagomål/A 31853-2025 FSC-klagomål.docx
+++ b/klagomål/A 31853-2025 FSC-klagomål.docx
@@ -1405,7 +1405,7 @@
     <w:r>
       <w:tab/>
       <w:tab/>
-      <w:t>2026-03-25</w:t>
+      <w:t>2026-03-26</w:t>
       <w:br/>
       <w:br/>
     </w:r>

--- a/klagomål/A 31853-2025 FSC-klagomål.docx
+++ b/klagomål/A 31853-2025 FSC-klagomål.docx
@@ -1405,7 +1405,7 @@
     <w:r>
       <w:tab/>
       <w:tab/>
-      <w:t>2026-03-26</w:t>
+      <w:t>2026-03-27</w:t>
       <w:br/>
       <w:br/>
     </w:r>

--- a/klagomål/A 31853-2025 FSC-klagomål.docx
+++ b/klagomål/A 31853-2025 FSC-klagomål.docx
@@ -1405,7 +1405,7 @@
     <w:r>
       <w:tab/>
       <w:tab/>
-      <w:t>2026-03-27</w:t>
+      <w:t>2026-03-28</w:t>
       <w:br/>
       <w:br/>
     </w:r>

--- a/klagomål/A 31853-2025 FSC-klagomål.docx
+++ b/klagomål/A 31853-2025 FSC-klagomål.docx
@@ -1405,7 +1405,7 @@
     <w:r>
       <w:tab/>
       <w:tab/>
-      <w:t>2026-03-28</w:t>
+      <w:t>2026-03-29</w:t>
       <w:br/>
       <w:br/>
     </w:r>

--- a/klagomål/A 31853-2025 FSC-klagomål.docx
+++ b/klagomål/A 31853-2025 FSC-klagomål.docx
@@ -1405,7 +1405,7 @@
     <w:r>
       <w:tab/>
       <w:tab/>
-      <w:t>2026-03-29</w:t>
+      <w:t>2026-03-30</w:t>
       <w:br/>
       <w:br/>
     </w:r>

--- a/klagomål/A 31853-2025 FSC-klagomål.docx
+++ b/klagomål/A 31853-2025 FSC-klagomål.docx
@@ -436,7 +436,7 @@
     </w:p>
     <w:p>
       <w:r>
-        <w:t>I det avverkningsanmälda området finns 5 fyndplatser för knärot registrerade på Artportalen. Figur 2 visar gränserna för buffertzoner på 50 m, som behöver lämnas kring fyndplatserna för att knärotslokalerna inte ska försvinna vid en avverkning. Av det avverkningsanmälda området överlappar 1.43 ha med buffertzonerna och får av detta skäl inte avverkas.</w:t>
+        <w:t>I det avverkningsanmälda området finns 5 fyndplatser för knärot registrerade på Artportalen. Figur 2 visar gränserna för buffertzoner på 50 m, som behöver lämnas kring fyndplatserna för att knärotslokalerna inte ska försvinna vid en avverkning. Av det avverkningsanmälda området överlappar 1.44 ha med buffertzonerna och får av detta skäl inte avverkas.</w:t>
       </w:r>
     </w:p>
     <w:p>
@@ -1405,7 +1405,7 @@
     <w:r>
       <w:tab/>
       <w:tab/>
-      <w:t>2026-03-30</w:t>
+      <w:t>2026-03-31</w:t>
       <w:br/>
       <w:br/>
     </w:r>

--- a/klagomål/A 31853-2025 FSC-klagomål.docx
+++ b/klagomål/A 31853-2025 FSC-klagomål.docx
@@ -1405,7 +1405,7 @@
     <w:r>
       <w:tab/>
       <w:tab/>
-      <w:t>2026-03-31</w:t>
+      <w:t>2026-04-01</w:t>
       <w:br/>
       <w:br/>
     </w:r>

--- a/klagomål/A 31853-2025 FSC-klagomål.docx
+++ b/klagomål/A 31853-2025 FSC-klagomål.docx
@@ -1405,7 +1405,7 @@
     <w:r>
       <w:tab/>
       <w:tab/>
-      <w:t>2026-04-01</w:t>
+      <w:t>2026-04-02</w:t>
       <w:br/>
       <w:br/>
     </w:r>

--- a/klagomål/A 31853-2025 FSC-klagomål.docx
+++ b/klagomål/A 31853-2025 FSC-klagomål.docx
@@ -1405,7 +1405,7 @@
     <w:r>
       <w:tab/>
       <w:tab/>
-      <w:t>2026-04-02</w:t>
+      <w:t>2026-04-03</w:t>
       <w:br/>
       <w:br/>
     </w:r>

--- a/klagomål/A 31853-2025 FSC-klagomål.docx
+++ b/klagomål/A 31853-2025 FSC-klagomål.docx
@@ -1405,7 +1405,7 @@
     <w:r>
       <w:tab/>
       <w:tab/>
-      <w:t>2026-04-03</w:t>
+      <w:t>2026-04-04</w:t>
       <w:br/>
       <w:br/>
     </w:r>

--- a/klagomål/A 31853-2025 FSC-klagomål.docx
+++ b/klagomål/A 31853-2025 FSC-klagomål.docx
@@ -1405,7 +1405,7 @@
     <w:r>
       <w:tab/>
       <w:tab/>
-      <w:t>2026-04-04</w:t>
+      <w:t>2026-04-05</w:t>
       <w:br/>
       <w:br/>
     </w:r>

--- a/klagomål/A 31853-2025 FSC-klagomål.docx
+++ b/klagomål/A 31853-2025 FSC-klagomål.docx
@@ -1391,7 +1391,7 @@
     <w:r>
       <w:tab/>
       <w:tab/>
-      <w:t>2026-05-16</w:t>
+      <w:t>2026-05-17</w:t>
       <w:br/>
       <w:br/>
     </w:r>

--- a/klagomål/A 31853-2025 FSC-klagomål.docx
+++ b/klagomål/A 31853-2025 FSC-klagomål.docx
@@ -1391,7 +1391,7 @@
     <w:r>
       <w:tab/>
       <w:tab/>
-      <w:t>2026-05-17</w:t>
+      <w:t>2026-05-18</w:t>
       <w:br/>
       <w:br/>
     </w:r>

--- a/klagomål/A 31853-2025 FSC-klagomål.docx
+++ b/klagomål/A 31853-2025 FSC-klagomål.docx
@@ -1391,7 +1391,7 @@
     <w:r>
       <w:tab/>
       <w:tab/>
-      <w:t>2026-05-18</w:t>
+      <w:t>2026-05-19</w:t>
       <w:br/>
       <w:br/>
     </w:r>

--- a/klagomål/A 31853-2025 FSC-klagomål.docx
+++ b/klagomål/A 31853-2025 FSC-klagomål.docx
@@ -1391,7 +1391,7 @@
     <w:r>
       <w:tab/>
       <w:tab/>
-      <w:t>2026-05-19</w:t>
+      <w:t>2026-05-20</w:t>
       <w:br/>
       <w:br/>
     </w:r>

--- a/klagomål/A 31853-2025 FSC-klagomål.docx
+++ b/klagomål/A 31853-2025 FSC-klagomål.docx
@@ -1391,7 +1391,7 @@
     <w:r>
       <w:tab/>
       <w:tab/>
-      <w:t>2026-05-20</w:t>
+      <w:t>2026-05-21</w:t>
       <w:br/>
       <w:br/>
     </w:r>

--- a/klagomål/A 31853-2025 FSC-klagomål.docx
+++ b/klagomål/A 31853-2025 FSC-klagomål.docx
@@ -1391,7 +1391,7 @@
     <w:r>
       <w:tab/>
       <w:tab/>
-      <w:t>2026-05-21</w:t>
+      <w:t>2026-05-22</w:t>
       <w:br/>
       <w:br/>
     </w:r>

--- a/klagomål/A 31853-2025 FSC-klagomål.docx
+++ b/klagomål/A 31853-2025 FSC-klagomål.docx
@@ -1391,7 +1391,7 @@
     <w:r>
       <w:tab/>
       <w:tab/>
-      <w:t>2026-05-22</w:t>
+      <w:t>2026-05-23</w:t>
       <w:br/>
       <w:br/>
     </w:r>

--- a/klagomål/A 31853-2025 FSC-klagomål.docx
+++ b/klagomål/A 31853-2025 FSC-klagomål.docx
@@ -1391,7 +1391,7 @@
     <w:r>
       <w:tab/>
       <w:tab/>
-      <w:t>2026-05-23</w:t>
+      <w:t>2026-05-24</w:t>
       <w:br/>
       <w:br/>
     </w:r>

--- a/klagomål/A 31853-2025 FSC-klagomål.docx
+++ b/klagomål/A 31853-2025 FSC-klagomål.docx
@@ -1391,7 +1391,7 @@
     <w:r>
       <w:tab/>
       <w:tab/>
-      <w:t>2026-05-24</w:t>
+      <w:t>2026-05-25</w:t>
       <w:br/>
       <w:br/>
     </w:r>

--- a/klagomål/A 31853-2025 FSC-klagomål.docx
+++ b/klagomål/A 31853-2025 FSC-klagomål.docx
@@ -1391,7 +1391,7 @@
     <w:r>
       <w:tab/>
       <w:tab/>
-      <w:t>2026-05-25</w:t>
+      <w:t>2026-05-26</w:t>
       <w:br/>
       <w:br/>
     </w:r>

--- a/klagomål/A 31853-2025 FSC-klagomål.docx
+++ b/klagomål/A 31853-2025 FSC-klagomål.docx
@@ -1391,7 +1391,7 @@
     <w:r>
       <w:tab/>
       <w:tab/>
-      <w:t>2026-05-26</w:t>
+      <w:t>2026-05-27</w:t>
       <w:br/>
       <w:br/>
     </w:r>

--- a/klagomål/A 31853-2025 FSC-klagomål.docx
+++ b/klagomål/A 31853-2025 FSC-klagomål.docx
@@ -1391,7 +1391,7 @@
     <w:r>
       <w:tab/>
       <w:tab/>
-      <w:t>2026-05-27</w:t>
+      <w:t>2026-05-28</w:t>
       <w:br/>
       <w:br/>
     </w:r>

--- a/klagomål/A 31853-2025 FSC-klagomål.docx
+++ b/klagomål/A 31853-2025 FSC-klagomål.docx
@@ -1391,7 +1391,7 @@
     <w:r>
       <w:tab/>
       <w:tab/>
-      <w:t>2026-05-28</w:t>
+      <w:t>2026-05-29</w:t>
       <w:br/>
       <w:br/>
     </w:r>

--- a/klagomål/A 31853-2025 FSC-klagomål.docx
+++ b/klagomål/A 31853-2025 FSC-klagomål.docx
@@ -1391,7 +1391,7 @@
     <w:r>
       <w:tab/>
       <w:tab/>
-      <w:t>2026-05-29</w:t>
+      <w:t>2026-05-30</w:t>
       <w:br/>
       <w:br/>
     </w:r>

--- a/klagomål/A 31853-2025 FSC-klagomål.docx
+++ b/klagomål/A 31853-2025 FSC-klagomål.docx
@@ -1391,7 +1391,7 @@
     <w:r>
       <w:tab/>
       <w:tab/>
-      <w:t>2026-05-30</w:t>
+      <w:t>2026-05-31</w:t>
       <w:br/>
       <w:br/>
     </w:r>

--- a/klagomål/A 31853-2025 FSC-klagomål.docx
+++ b/klagomål/A 31853-2025 FSC-klagomål.docx
@@ -1391,7 +1391,7 @@
     <w:r>
       <w:tab/>
       <w:tab/>
-      <w:t>2026-05-31</w:t>
+      <w:t>2026-06-01</w:t>
       <w:br/>
       <w:br/>
     </w:r>

--- a/klagomål/A 31853-2025 FSC-klagomål.docx
+++ b/klagomål/A 31853-2025 FSC-klagomål.docx
@@ -1391,7 +1391,7 @@
     <w:r>
       <w:tab/>
       <w:tab/>
-      <w:t>2026-06-01</w:t>
+      <w:t>2026-06-02</w:t>
       <w:br/>
       <w:br/>
     </w:r>

--- a/klagomål/A 31853-2025 FSC-klagomål.docx
+++ b/klagomål/A 31853-2025 FSC-klagomål.docx
@@ -1391,7 +1391,7 @@
     <w:r>
       <w:tab/>
       <w:tab/>
-      <w:t>2026-06-02</w:t>
+      <w:t>2026-06-03</w:t>
       <w:br/>
       <w:br/>
     </w:r>

--- a/klagomål/A 31853-2025 FSC-klagomål.docx
+++ b/klagomål/A 31853-2025 FSC-klagomål.docx
@@ -1391,7 +1391,7 @@
     <w:r>
       <w:tab/>
       <w:tab/>
-      <w:t>2026-06-03</w:t>
+      <w:t>2026-06-04</w:t>
       <w:br/>
       <w:br/>
     </w:r>

--- a/klagomål/A 31853-2025 FSC-klagomål.docx
+++ b/klagomål/A 31853-2025 FSC-klagomål.docx
@@ -1391,7 +1391,7 @@
     <w:r>
       <w:tab/>
       <w:tab/>
-      <w:t>2026-06-04</w:t>
+      <w:t>2026-06-05</w:t>
       <w:br/>
       <w:br/>
     </w:r>

--- a/klagomål/A 31853-2025 FSC-klagomål.docx
+++ b/klagomål/A 31853-2025 FSC-klagomål.docx
@@ -1391,7 +1391,7 @@
     <w:r>
       <w:tab/>
       <w:tab/>
-      <w:t>2026-06-05</w:t>
+      <w:t>2026-06-06</w:t>
       <w:br/>
       <w:br/>
     </w:r>

--- a/klagomål/A 31853-2025 FSC-klagomål.docx
+++ b/klagomål/A 31853-2025 FSC-klagomål.docx
@@ -1391,7 +1391,7 @@
     <w:r>
       <w:tab/>
       <w:tab/>
-      <w:t>2026-06-06</w:t>
+      <w:t>2026-06-07</w:t>
       <w:br/>
       <w:br/>
     </w:r>

--- a/klagomål/A 31853-2025 FSC-klagomål.docx
+++ b/klagomål/A 31853-2025 FSC-klagomål.docx
@@ -1391,7 +1391,7 @@
     <w:r>
       <w:tab/>
       <w:tab/>
-      <w:t>2026-06-07</w:t>
+      <w:t>2026-06-08</w:t>
       <w:br/>
       <w:br/>
     </w:r>
